--- a/proyecto/documentacion/Manual de usuario.docx
+++ b/proyecto/documentacion/Manual de usuario.docx
@@ -99,7 +99,7 @@
           </mc:Choice>
           <mc:Fallback>
             <w:pict>
-              <v:group w14:anchorId="6568DDD2" id="Group 4245" o:spid="_x0000_s1026" style="position:absolute;margin-left:-1in;margin-top:-44.95pt;width:568.8pt;height:101.4pt;z-index:251658752;mso-width-relative:margin" coordsize="59658,9436" o:gfxdata="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">
+              <v:group w14:anchorId="1566B910" id="Group 4245" o:spid="_x0000_s1026" style="position:absolute;margin-left:-1in;margin-top:-44.95pt;width:568.8pt;height:101.4pt;z-index:251658752;mso-width-relative:margin" coordsize="59658,9436" o:gfxdata="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">
                 <v:shapetype id="_x0000_t75" coordsize="21600,21600" o:spt="75" o:preferrelative="t" path="m@4@5l@4@11@9@11@9@5xe" filled="f" stroked="f">
                   <v:stroke joinstyle="miter"/>
                   <v:formulas>
@@ -158,7 +158,16 @@
           <w:color w:val="auto"/>
           <w:szCs w:val="24"/>
         </w:rPr>
-        <w:t>Manual tecnico</w:t>
+        <w:t xml:space="preserve">Manual </w:t>
+      </w:r>
+      <w:r>
+        <w:rPr>
+          <w:rFonts w:ascii="Times New Roman" w:hAnsi="Times New Roman" w:cs="Times New Roman"/>
+          <w:b/>
+          <w:color w:val="auto"/>
+          <w:szCs w:val="24"/>
+        </w:rPr>
+        <w:t>de usuario</w:t>
       </w:r>
     </w:p>
     <w:p>
@@ -555,6 +564,12 @@
     <w:sdt>
       <w:sdtPr>
         <w:rPr>
+          <w:rFonts w:ascii="Arial" w:eastAsiaTheme="minorEastAsia" w:hAnsi="Arial" w:cstheme="minorBidi"/>
+          <w:b w:val="0"/>
+          <w:bCs w:val="0"/>
+          <w:color w:val="333333"/>
+          <w:sz w:val="22"/>
+          <w:szCs w:val="22"/>
           <w:lang w:val="es-MX"/>
         </w:rPr>
         <w:id w:val="1695967099"/>
@@ -563,14 +578,6 @@
           <w:docPartUnique/>
         </w:docPartObj>
       </w:sdtPr>
-      <w:sdtEndPr>
-        <w:rPr>
-          <w:rFonts w:ascii="Arial" w:eastAsiaTheme="minorEastAsia" w:hAnsi="Arial" w:cstheme="minorBidi"/>
-          <w:color w:val="333333"/>
-          <w:sz w:val="22"/>
-          <w:szCs w:val="22"/>
-        </w:rPr>
-      </w:sdtEndPr>
       <w:sdtContent>
         <w:p>
           <w:pPr>
